--- a/generated/ritual_growth/ritual_growth_2023_agm.docx
+++ b/generated/ritual_growth/ritual_growth_2023_agm.docx
@@ -55,7 +55,7 @@
         <w:t>Date:</w:t>
       </w:r>
       <w:r>
-        <w:t xml:space="preserve"> 2023-12-15</w:t>
+        <w:t xml:space="preserve"> 2023-12-12</w:t>
       </w:r>
     </w:p>
     <w:p>
@@ -102,7 +102,7 @@
     </w:p>
     <w:p>
       <w:r>
-        <w:t>The Annual Meeting of the Board of Directors of Ritual Growth, Inc. (the “Corporation”) was called to order at 1:00 PM on 2023-12-15 by Derek E. Pappas, acting as Sole Director, President, and Treasurer of the Corporation.</w:t>
+        <w:t>The Annual Meeting of the Board of Directors of Ritual Growth, Inc. (the “Corporation”) was called to order at 1:00 PM on 2023-12-12 by Derek E. Pappas, acting as Sole Director, President, and Treasurer of the Corporation.</w:t>
       </w:r>
     </w:p>
     <w:p/>
@@ -152,6 +152,12 @@
         <w:t>The Sole Director confirmed that notice of the meeting was duly given or waived.</w:t>
       </w:r>
     </w:p>
+    <w:p>
+      <w:r>
+        <w:t>The Sole Director participated via communications equipment by means of which all persons participating in the meeting could hear each other, and such participation constituted presence in person at the meeting.</w:t>
+      </w:r>
+    </w:p>
+    <w:p/>
     <w:p/>
     <w:p>
       <w:r>
@@ -163,7 +169,7 @@
     </w:p>
     <w:p>
       <w:r>
-        <w:t>The minutes of the prior Annual Meeting of the Board of Directors held on 2022-12-15 were reviewed and approved by the Sole Director.</w:t>
+        <w:t>The minutes of the prior Annual Meeting of the Board of Directors held on 2022-12-13 were reviewed and approved by the Sole Director.</w:t>
       </w:r>
     </w:p>
     <w:p/>
@@ -186,7 +192,7 @@
     </w:p>
     <w:p>
       <w:r>
-        <w:t>The Sole Director reported on the Corporation’s operational and engineering activities for the fiscal year, including centralized management of globally distributed development and the use of operational office location(s) during the fiscal year, with operations conducted from Wayne, Pennsylvania, USA; Knoxville, TN; Austin, TX; Palo Alto, California; Surrey, Canada; Bepoetry show python-docxlgrade, Serbia; Thessaloniki, Greece and development from Bosnia and Herzegovina; Serbia; Tunisia, while confirming that management, oversight, and decision-making remained centralized and continuously recorded through the Corporation’s official records. All software, algorithms, and intellectual property developed during the year, regardless of development location, were reaffirmed as the exclusive property of the Corporation.</w:t>
+        <w:t>The Sole Director reported on the Corporation’s operational and engineering activities for the fiscal year, including centralized management of globally distributed development and the use of operational office location(s) during the fiscal year, with operations conducted from Wayne, Pennsylvania, USA; Knoxville, TN; Austin, TX; Palo Alto, California; Surrey, Canada; Belgrade, Serbia; Thessaloniki, Greece and development from Bosnia and Herzegovina; Serbia; Tunisia, while confirming that management, oversight, and decision-making remained centralized and continuously recorded through the Corporation’s official records. All software, algorithms, and intellectual property developed during the year, regardless of development location, were reaffirmed as the exclusive property of the Corporation.</w:t>
       </w:r>
     </w:p>
     <w:p/>
@@ -203,6 +209,13 @@
         <w:t>The Treasurer reported that the Corporation remains solvent and that certain outstanding obligations, including notes payable, are contingent and payable upon the occurrence of a future liquidity event, the timing of which has not yet been determined. The Sole Director acknowledged the status of such obligations and confirmed continued oversight of these matters. Franchise taxes and registered agent fees are paid and current. The Corporation has 4,000,000 shares of common stock issued and outstanding at a par value of $.0001 per share.</w:t>
       </w:r>
     </w:p>
+    <w:p/>
+    <w:p>
+      <w:r>
+        <w:t>In taking the actions reflected in these minutes, the Sole Director relied in good faith on information, opinions, reports, and statements presented by officers of the Corporation and other persons as to matters the Sole Director reasonably believed were within such persons’ professional or expert competence, as contemplated by Section 141(e) of the Delaware General Corporation Law.</w:t>
+      </w:r>
+    </w:p>
+    <w:p/>
     <w:p/>
     <w:p>
       <w:r>
@@ -331,7 +344,7 @@
         <w:t>Date:</w:t>
       </w:r>
       <w:r>
-        <w:t xml:space="preserve"> 2023-12-15</w:t>
+        <w:t xml:space="preserve"> 2023-12-12</w:t>
       </w:r>
     </w:p>
     <w:p>
